--- a/Report_pass.docx
+++ b/Report_pass.docx
@@ -29,7 +29,7 @@
         <w:t xml:space="preserve">Дата генерации: </w:t>
       </w:r>
       <w:r>
-        <w:t>2026-06-09 16:39:07</w:t>
+        <w:t>2026-06-09 20:52</w:t>
       </w:r>
     </w:p>
     <w:p>
@@ -657,7 +657,7 @@
         <w:jc w:val="center"/>
       </w:pPr>
       <w:r>
-        <w:object w:dxaOrig="17279" w:dyaOrig="8160" w14:anchorId="41778E05">
+        <w:object w:dxaOrig="17279" w:dyaOrig="8160">
           <v:shapetype id="_x0000_t75" coordsize="21600,21600" o:spt="75" o:preferrelative="t" path="m@4@5l@4@11@9@11@9@5xe" filled="f" stroked="f">
             <v:stroke joinstyle="miter"/>
             <v:formulas>
@@ -677,10 +677,10 @@
             <v:path o:extrusionok="f" gradientshapeok="t" o:connecttype="rect"/>
             <o:lock v:ext="edit" aspectratio="t"/>
           </v:shapetype>
-          <v:shape id="_x0000_i1025" type="#_x0000_t75" style="width:374.2pt;height:176.75pt" o:ole="">
+          <v:shape id="_x0000_i1025" type="#_x0000_t75" style="width:373.8pt;height:176.4pt" o:ole="">
             <v:imagedata r:id="rId5" o:title=""/>
           </v:shape>
-          <o:OLEObject Type="Embed" ProgID="Excel.Sheet.12" ShapeID="_x0000_i1025" DrawAspect="Content" ObjectID="_1842528307" r:id="rId6"/>
+          <o:OLEObject Type="Embed" ProgID="Excel.Sheet.12" ShapeID="_x0000_i1025" DrawAspect="Content" ObjectID="_1842543499" r:id="rId6"/>
         </w:object>
       </w:r>
     </w:p>
@@ -719,9 +719,123 @@
 <file path=word/numbering.xml><?xml version="1.0" encoding="utf-8"?>
 <w:numbering xmlns:wpc="http://schemas.microsoft.com/office/word/2010/wordprocessingCanvas" xmlns:cx="http://schemas.microsoft.com/office/drawing/2014/chartex" xmlns:cx1="http://schemas.microsoft.com/office/drawing/2015/9/8/chartex" xmlns:cx2="http://schemas.microsoft.com/office/drawing/2015/10/21/chartex" xmlns:cx3="http://schemas.microsoft.com/office/drawing/2016/5/9/chartex" xmlns:cx4="http://schemas.microsoft.com/office/drawing/2016/5/10/chartex" xmlns:cx5="http://schemas.microsoft.com/office/drawing/2016/5/11/chartex" xmlns:cx6="http://schemas.microsoft.com/office/drawing/2016/5/12/chartex" xmlns:cx7="http://schemas.microsoft.com/office/drawing/2016/5/13/chartex" xmlns:cx8="http://schemas.microsoft.com/office/drawing/2016/5/14/chartex" xmlns:mc="http://schemas.openxmlformats.org/markup-compatibility/2006" xmlns:aink="http://schemas.microsoft.com/office/drawing/2016/ink" xmlns:am3d="http://schemas.microsoft.com/office/drawing/2017/model3d" xmlns:o="urn:schemas-microsoft-com:office:office" xmlns:r="http://schemas.openxmlformats.org/officeDocument/2006/relationships" xmlns:m="http://schemas.openxmlformats.org/officeDocument/2006/math" xmlns:v="urn:schemas-microsoft-com:vml" xmlns:wp14="http://schemas.microsoft.com/office/word/2010/wordprocessingDrawing" xmlns:wp="http://schemas.openxmlformats.org/drawingml/2006/wordprocessingDrawing" xmlns:w10="urn:schemas-microsoft-com:office:word" xmlns:w="http://schemas.openxmlformats.org/wordprocessingml/2006/main" xmlns:w14="http://schemas.microsoft.com/office/word/2010/wordml" xmlns:w15="http://schemas.microsoft.com/office/word/2012/wordml" xmlns:w16cex="http://schemas.microsoft.com/office/word/2018/wordml/cex" xmlns:w16cid="http://schemas.microsoft.com/office/word/2016/wordml/cid" xmlns:w16="http://schemas.microsoft.com/office/word/2018/wordml" xmlns:w16sdtdh="http://schemas.microsoft.com/office/word/2020/wordml/sdtdatahash" xmlns:w16se="http://schemas.microsoft.com/office/word/2015/wordml/symex" xmlns:wpg="http://schemas.microsoft.com/office/word/2010/wordprocessingGroup" xmlns:wpi="http://schemas.microsoft.com/office/word/2010/wordprocessingInk" xmlns:wne="http://schemas.microsoft.com/office/word/2006/wordml" xmlns:wps="http://schemas.microsoft.com/office/word/2010/wordprocessingShape" mc:Ignorable="w14 w15 w16se w16cid w16 w16cex w16sdtdh wp14">
   <w:abstractNum w:abstractNumId="0" w15:restartNumberingAfterBreak="0">
-    <w:nsid w:val="4A2B1E03"/>
+    <w:nsid w:val="097F7A1F"/>
+    <w:multiLevelType w:val="hybridMultilevel"/>
+    <w:tmpl w:val="9692089A"/>
+    <w:lvl w:ilvl="0" w:tplc="81E25324">
+      <w:start w:val="1"/>
+      <w:numFmt w:val="bullet"/>
+      <w:pStyle w:val="-"/>
+      <w:lvlText w:val=""/>
+      <w:lvlJc w:val="left"/>
+      <w:pPr>
+        <w:ind w:left="1429" w:hanging="360"/>
+      </w:pPr>
+      <w:rPr>
+        <w:rFonts w:ascii="Symbol" w:hAnsi="Symbol" w:hint="default"/>
+      </w:rPr>
+    </w:lvl>
+    <w:lvl w:ilvl="1" w:tplc="04190003" w:tentative="1">
+      <w:start w:val="1"/>
+      <w:numFmt w:val="bullet"/>
+      <w:lvlText w:val="o"/>
+      <w:lvlJc w:val="left"/>
+      <w:pPr>
+        <w:ind w:left="2149" w:hanging="360"/>
+      </w:pPr>
+      <w:rPr>
+        <w:rFonts w:ascii="Courier New" w:hAnsi="Courier New" w:cs="Courier New" w:hint="default"/>
+      </w:rPr>
+    </w:lvl>
+    <w:lvl w:ilvl="2" w:tplc="04190005" w:tentative="1">
+      <w:start w:val="1"/>
+      <w:numFmt w:val="bullet"/>
+      <w:lvlText w:val=""/>
+      <w:lvlJc w:val="left"/>
+      <w:pPr>
+        <w:ind w:left="2869" w:hanging="360"/>
+      </w:pPr>
+      <w:rPr>
+        <w:rFonts w:ascii="Wingdings" w:hAnsi="Wingdings" w:hint="default"/>
+      </w:rPr>
+    </w:lvl>
+    <w:lvl w:ilvl="3" w:tplc="04190001" w:tentative="1">
+      <w:start w:val="1"/>
+      <w:numFmt w:val="bullet"/>
+      <w:lvlText w:val=""/>
+      <w:lvlJc w:val="left"/>
+      <w:pPr>
+        <w:ind w:left="3589" w:hanging="360"/>
+      </w:pPr>
+      <w:rPr>
+        <w:rFonts w:ascii="Symbol" w:hAnsi="Symbol" w:hint="default"/>
+      </w:rPr>
+    </w:lvl>
+    <w:lvl w:ilvl="4" w:tplc="04190003" w:tentative="1">
+      <w:start w:val="1"/>
+      <w:numFmt w:val="bullet"/>
+      <w:lvlText w:val="o"/>
+      <w:lvlJc w:val="left"/>
+      <w:pPr>
+        <w:ind w:left="4309" w:hanging="360"/>
+      </w:pPr>
+      <w:rPr>
+        <w:rFonts w:ascii="Courier New" w:hAnsi="Courier New" w:cs="Courier New" w:hint="default"/>
+      </w:rPr>
+    </w:lvl>
+    <w:lvl w:ilvl="5" w:tplc="04190005" w:tentative="1">
+      <w:start w:val="1"/>
+      <w:numFmt w:val="bullet"/>
+      <w:lvlText w:val=""/>
+      <w:lvlJc w:val="left"/>
+      <w:pPr>
+        <w:ind w:left="5029" w:hanging="360"/>
+      </w:pPr>
+      <w:rPr>
+        <w:rFonts w:ascii="Wingdings" w:hAnsi="Wingdings" w:hint="default"/>
+      </w:rPr>
+    </w:lvl>
+    <w:lvl w:ilvl="6" w:tplc="04190001" w:tentative="1">
+      <w:start w:val="1"/>
+      <w:numFmt w:val="bullet"/>
+      <w:lvlText w:val=""/>
+      <w:lvlJc w:val="left"/>
+      <w:pPr>
+        <w:ind w:left="5749" w:hanging="360"/>
+      </w:pPr>
+      <w:rPr>
+        <w:rFonts w:ascii="Symbol" w:hAnsi="Symbol" w:hint="default"/>
+      </w:rPr>
+    </w:lvl>
+    <w:lvl w:ilvl="7" w:tplc="04190003" w:tentative="1">
+      <w:start w:val="1"/>
+      <w:numFmt w:val="bullet"/>
+      <w:lvlText w:val="o"/>
+      <w:lvlJc w:val="left"/>
+      <w:pPr>
+        <w:ind w:left="6469" w:hanging="360"/>
+      </w:pPr>
+      <w:rPr>
+        <w:rFonts w:ascii="Courier New" w:hAnsi="Courier New" w:cs="Courier New" w:hint="default"/>
+      </w:rPr>
+    </w:lvl>
+    <w:lvl w:ilvl="8" w:tplc="04190005" w:tentative="1">
+      <w:start w:val="1"/>
+      <w:numFmt w:val="bullet"/>
+      <w:lvlText w:val=""/>
+      <w:lvlJc w:val="left"/>
+      <w:pPr>
+        <w:ind w:left="7189" w:hanging="360"/>
+      </w:pPr>
+      <w:rPr>
+        <w:rFonts w:ascii="Wingdings" w:hAnsi="Wingdings" w:hint="default"/>
+      </w:rPr>
+    </w:lvl>
+  </w:abstractNum>
+  <w:abstractNum w:abstractNumId="1" w15:restartNumberingAfterBreak="0">
+    <w:nsid w:val="0A673C10"/>
     <w:multiLevelType w:val="multilevel"/>
-    <w:tmpl w:val="9C585264"/>
+    <w:tmpl w:val="3A728F8A"/>
     <w:lvl w:ilvl="0">
       <w:start w:val="1"/>
       <w:numFmt w:val="decimal"/>
@@ -810,41 +924,116 @@
       </w:pPr>
     </w:lvl>
   </w:abstractNum>
+  <w:abstractNum w:abstractNumId="2" w15:restartNumberingAfterBreak="0">
+    <w:nsid w:val="7DDE6F98"/>
+    <w:multiLevelType w:val="hybridMultilevel"/>
+    <w:tmpl w:val="BE068BB8"/>
+    <w:lvl w:ilvl="0" w:tplc="F84E7B34">
+      <w:start w:val="1"/>
+      <w:numFmt w:val="decimal"/>
+      <w:pStyle w:val="-0"/>
+      <w:lvlText w:val="%1."/>
+      <w:lvlJc w:val="left"/>
+      <w:pPr>
+        <w:ind w:left="1429" w:hanging="360"/>
+      </w:pPr>
+    </w:lvl>
+    <w:lvl w:ilvl="1" w:tplc="04190019" w:tentative="1">
+      <w:start w:val="1"/>
+      <w:numFmt w:val="lowerLetter"/>
+      <w:lvlText w:val="%2."/>
+      <w:lvlJc w:val="left"/>
+      <w:pPr>
+        <w:ind w:left="2149" w:hanging="360"/>
+      </w:pPr>
+    </w:lvl>
+    <w:lvl w:ilvl="2" w:tplc="0419001B" w:tentative="1">
+      <w:start w:val="1"/>
+      <w:numFmt w:val="lowerRoman"/>
+      <w:lvlText w:val="%3."/>
+      <w:lvlJc w:val="right"/>
+      <w:pPr>
+        <w:ind w:left="2869" w:hanging="180"/>
+      </w:pPr>
+    </w:lvl>
+    <w:lvl w:ilvl="3" w:tplc="0419000F" w:tentative="1">
+      <w:start w:val="1"/>
+      <w:numFmt w:val="decimal"/>
+      <w:lvlText w:val="%4."/>
+      <w:lvlJc w:val="left"/>
+      <w:pPr>
+        <w:ind w:left="3589" w:hanging="360"/>
+      </w:pPr>
+    </w:lvl>
+    <w:lvl w:ilvl="4" w:tplc="04190019" w:tentative="1">
+      <w:start w:val="1"/>
+      <w:numFmt w:val="lowerLetter"/>
+      <w:lvlText w:val="%5."/>
+      <w:lvlJc w:val="left"/>
+      <w:pPr>
+        <w:ind w:left="4309" w:hanging="360"/>
+      </w:pPr>
+    </w:lvl>
+    <w:lvl w:ilvl="5" w:tplc="0419001B" w:tentative="1">
+      <w:start w:val="1"/>
+      <w:numFmt w:val="lowerRoman"/>
+      <w:lvlText w:val="%6."/>
+      <w:lvlJc w:val="right"/>
+      <w:pPr>
+        <w:ind w:left="5029" w:hanging="180"/>
+      </w:pPr>
+    </w:lvl>
+    <w:lvl w:ilvl="6" w:tplc="0419000F" w:tentative="1">
+      <w:start w:val="1"/>
+      <w:numFmt w:val="decimal"/>
+      <w:lvlText w:val="%7."/>
+      <w:lvlJc w:val="left"/>
+      <w:pPr>
+        <w:ind w:left="5749" w:hanging="360"/>
+      </w:pPr>
+    </w:lvl>
+    <w:lvl w:ilvl="7" w:tplc="04190019" w:tentative="1">
+      <w:start w:val="1"/>
+      <w:numFmt w:val="lowerLetter"/>
+      <w:lvlText w:val="%8."/>
+      <w:lvlJc w:val="left"/>
+      <w:pPr>
+        <w:ind w:left="6469" w:hanging="360"/>
+      </w:pPr>
+    </w:lvl>
+    <w:lvl w:ilvl="8" w:tplc="0419001B" w:tentative="1">
+      <w:start w:val="1"/>
+      <w:numFmt w:val="lowerRoman"/>
+      <w:lvlText w:val="%9."/>
+      <w:lvlJc w:val="right"/>
+      <w:pPr>
+        <w:ind w:left="7189" w:hanging="180"/>
+      </w:pPr>
+    </w:lvl>
+  </w:abstractNum>
   <w:num w:numId="1">
-    <w:abstractNumId w:val="0"/>
+    <w:abstractNumId w:val="1"/>
   </w:num>
   <w:num w:numId="2">
-    <w:abstractNumId w:val="0"/>
+    <w:abstractNumId w:val="1"/>
   </w:num>
   <w:num w:numId="3">
-    <w:abstractNumId w:val="0"/>
+    <w:abstractNumId w:val="1"/>
   </w:num>
   <w:num w:numId="4">
-    <w:abstractNumId w:val="0"/>
+    <w:abstractNumId w:val="1"/>
   </w:num>
   <w:num w:numId="5">
-    <w:abstractNumId w:val="0"/>
+    <w:abstractNumId w:val="1"/>
   </w:num>
   <w:num w:numId="6">
-    <w:abstractNumId w:val="0"/>
+    <w:abstractNumId w:val="1"/>
   </w:num>
   <w:num w:numId="7">
     <w:abstractNumId w:val="0"/>
   </w:num>
   <w:num w:numId="8">
-    <w:abstractNumId w:val="0"/>
-  </w:num>
-  <w:num w:numId="9">
-    <w:abstractNumId w:val="0"/>
-  </w:num>
-  <w:num w:numId="10">
-    <w:abstractNumId w:val="0"/>
-  </w:num>
-  <w:num w:numId="11">
-    <w:abstractNumId w:val="0"/>
-  </w:num>
-  <w:num w:numId="12">
-    <w:abstractNumId w:val="0"/>
+    <w:abstractNumId w:val="2"/>
   </w:num>
 </w:numbering>
 </file>
@@ -856,7 +1045,7 @@
       <w:rPr>
         <w:rFonts w:ascii="Times New Roman" w:eastAsiaTheme="minorHAnsi" w:hAnsi="Times New Roman" w:cs="Times New Roman"/>
         <w:sz w:val="24"/>
-        <w:szCs w:val="22"/>
+        <w:szCs w:val="24"/>
         <w:lang w:val="ru-RU" w:eastAsia="en-US" w:bidi="ar-SA"/>
       </w:rPr>
     </w:rPrDefault>
@@ -929,7 +1118,7 @@
     <w:lsdException w:name="List Number 3" w:semiHidden="1" w:unhideWhenUsed="1"/>
     <w:lsdException w:name="List Number 4" w:semiHidden="1" w:unhideWhenUsed="1"/>
     <w:lsdException w:name="List Number 5" w:semiHidden="1" w:unhideWhenUsed="1"/>
-    <w:lsdException w:name="Title" w:uiPriority="10"/>
+    <w:lsdException w:name="Title" w:uiPriority="10" w:qFormat="1"/>
     <w:lsdException w:name="Closing" w:semiHidden="1" w:unhideWhenUsed="1"/>
     <w:lsdException w:name="Signature" w:semiHidden="1" w:unhideWhenUsed="1"/>
     <w:lsdException w:name="Default Paragraph Font" w:semiHidden="1" w:uiPriority="1" w:unhideWhenUsed="1"/>
@@ -941,7 +1130,7 @@
     <w:lsdException w:name="List Continue 4" w:semiHidden="1" w:unhideWhenUsed="1"/>
     <w:lsdException w:name="List Continue 5" w:semiHidden="1" w:unhideWhenUsed="1"/>
     <w:lsdException w:name="Message Header" w:semiHidden="1" w:unhideWhenUsed="1"/>
-    <w:lsdException w:name="Subtitle" w:uiPriority="11"/>
+    <w:lsdException w:name="Subtitle" w:uiPriority="11" w:qFormat="1"/>
     <w:lsdException w:name="Salutation" w:semiHidden="1" w:unhideWhenUsed="1"/>
     <w:lsdException w:name="Date" w:semiHidden="1" w:unhideWhenUsed="1"/>
     <w:lsdException w:name="Body Text First Indent" w:semiHidden="1" w:unhideWhenUsed="1"/>
@@ -954,8 +1143,8 @@
     <w:lsdException w:name="Block Text" w:semiHidden="1" w:unhideWhenUsed="1"/>
     <w:lsdException w:name="Hyperlink" w:semiHidden="1" w:unhideWhenUsed="1"/>
     <w:lsdException w:name="FollowedHyperlink" w:semiHidden="1" w:unhideWhenUsed="1"/>
-    <w:lsdException w:name="Strong" w:uiPriority="22"/>
-    <w:lsdException w:name="Emphasis" w:uiPriority="20"/>
+    <w:lsdException w:name="Strong" w:uiPriority="22" w:qFormat="1"/>
+    <w:lsdException w:name="Emphasis" w:uiPriority="20" w:qFormat="1"/>
     <w:lsdException w:name="Document Map" w:semiHidden="1" w:unhideWhenUsed="1"/>
     <w:lsdException w:name="Plain Text" w:semiHidden="1" w:unhideWhenUsed="1"/>
     <w:lsdException w:name="E-mail Signature" w:semiHidden="1" w:unhideWhenUsed="1"/>
@@ -1024,7 +1213,7 @@
     <w:lsdException w:name="Table Grid" w:uiPriority="39"/>
     <w:lsdException w:name="Table Theme" w:semiHidden="1" w:unhideWhenUsed="1"/>
     <w:lsdException w:name="Placeholder Text" w:semiHidden="1"/>
-    <w:lsdException w:name="No Spacing" w:uiPriority="1"/>
+    <w:lsdException w:name="No Spacing" w:uiPriority="1" w:qFormat="1"/>
     <w:lsdException w:name="Light Shading" w:uiPriority="60"/>
     <w:lsdException w:name="Light List" w:uiPriority="61"/>
     <w:lsdException w:name="Light Grid" w:uiPriority="62"/>
@@ -1046,9 +1235,9 @@
     <w:lsdException w:name="Medium Shading 2 Accent 1" w:uiPriority="64"/>
     <w:lsdException w:name="Medium List 1 Accent 1" w:uiPriority="65"/>
     <w:lsdException w:name="Revision" w:semiHidden="1"/>
-    <w:lsdException w:name="List Paragraph" w:uiPriority="34"/>
-    <w:lsdException w:name="Quote" w:uiPriority="29"/>
-    <w:lsdException w:name="Intense Quote" w:uiPriority="30"/>
+    <w:lsdException w:name="List Paragraph" w:uiPriority="34" w:qFormat="1"/>
+    <w:lsdException w:name="Quote" w:uiPriority="29" w:qFormat="1"/>
+    <w:lsdException w:name="Intense Quote" w:uiPriority="30" w:qFormat="1"/>
     <w:lsdException w:name="Medium List 2 Accent 1" w:uiPriority="66"/>
     <w:lsdException w:name="Medium Grid 1 Accent 1" w:uiPriority="67"/>
     <w:lsdException w:name="Medium Grid 2 Accent 1" w:uiPriority="68"/>
@@ -1127,11 +1316,11 @@
     <w:lsdException w:name="Colorful Shading Accent 6" w:uiPriority="71"/>
     <w:lsdException w:name="Colorful List Accent 6" w:uiPriority="72"/>
     <w:lsdException w:name="Colorful Grid Accent 6" w:uiPriority="73"/>
-    <w:lsdException w:name="Subtle Emphasis" w:uiPriority="19"/>
-    <w:lsdException w:name="Intense Emphasis" w:uiPriority="21"/>
-    <w:lsdException w:name="Subtle Reference" w:uiPriority="31"/>
-    <w:lsdException w:name="Intense Reference" w:uiPriority="32"/>
-    <w:lsdException w:name="Book Title" w:uiPriority="33"/>
+    <w:lsdException w:name="Subtle Emphasis" w:uiPriority="19" w:qFormat="1"/>
+    <w:lsdException w:name="Intense Emphasis" w:uiPriority="21" w:qFormat="1"/>
+    <w:lsdException w:name="Subtle Reference" w:uiPriority="31" w:qFormat="1"/>
+    <w:lsdException w:name="Intense Reference" w:uiPriority="32" w:qFormat="1"/>
+    <w:lsdException w:name="Book Title" w:uiPriority="33" w:qFormat="1"/>
     <w:lsdException w:name="Bibliography" w:semiHidden="1" w:uiPriority="37" w:unhideWhenUsed="1"/>
     <w:lsdException w:name="TOC Heading" w:semiHidden="1" w:uiPriority="39" w:unhideWhenUsed="1" w:qFormat="1"/>
     <w:lsdException w:name="Plain Table 1" w:uiPriority="41"/>
@@ -1247,7 +1436,6 @@
   <w:style w:type="paragraph" w:default="1" w:styleId="a">
     <w:name w:val="Normal"/>
     <w:qFormat/>
-    <w:rsid w:val="00056AEF"/>
     <w:pPr>
       <w:spacing w:after="0" w:line="240" w:lineRule="auto"/>
       <w:ind w:firstLine="709"/>
@@ -1261,12 +1449,11 @@
     <w:link w:val="10"/>
     <w:uiPriority w:val="9"/>
     <w:qFormat/>
-    <w:rsid w:val="00056AEF"/>
     <w:pPr>
       <w:keepNext/>
       <w:keepLines/>
       <w:numPr>
-        <w:numId w:val="12"/>
+        <w:numId w:val="6"/>
       </w:numPr>
       <w:spacing w:before="240" w:after="240"/>
       <w:outlineLvl w:val="0"/>
@@ -1286,13 +1473,12 @@
     <w:uiPriority w:val="9"/>
     <w:unhideWhenUsed/>
     <w:qFormat/>
-    <w:rsid w:val="00056AEF"/>
     <w:pPr>
       <w:keepNext/>
       <w:keepLines/>
       <w:numPr>
         <w:ilvl w:val="1"/>
-        <w:numId w:val="12"/>
+        <w:numId w:val="6"/>
       </w:numPr>
       <w:spacing w:before="240" w:after="240"/>
       <w:outlineLvl w:val="1"/>
@@ -1313,13 +1499,12 @@
     <w:semiHidden/>
     <w:unhideWhenUsed/>
     <w:qFormat/>
-    <w:rsid w:val="00056AEF"/>
     <w:pPr>
       <w:keepNext/>
       <w:keepLines/>
       <w:numPr>
         <w:ilvl w:val="2"/>
-        <w:numId w:val="12"/>
+        <w:numId w:val="6"/>
       </w:numPr>
       <w:spacing w:before="240" w:after="240"/>
       <w:outlineLvl w:val="2"/>
@@ -1328,7 +1513,6 @@
       <w:rFonts w:eastAsiaTheme="majorEastAsia"/>
       <w:b/>
       <w:sz w:val="28"/>
-      <w:szCs w:val="24"/>
     </w:rPr>
   </w:style>
   <w:style w:type="paragraph" w:styleId="4">
@@ -1340,13 +1524,12 @@
     <w:semiHidden/>
     <w:unhideWhenUsed/>
     <w:qFormat/>
-    <w:rsid w:val="00056AEF"/>
     <w:pPr>
       <w:keepNext/>
       <w:keepLines/>
       <w:numPr>
         <w:ilvl w:val="3"/>
-        <w:numId w:val="12"/>
+        <w:numId w:val="6"/>
       </w:numPr>
       <w:spacing w:before="240" w:after="240"/>
       <w:outlineLvl w:val="3"/>
@@ -1367,13 +1550,12 @@
     <w:semiHidden/>
     <w:unhideWhenUsed/>
     <w:qFormat/>
-    <w:rsid w:val="00056AEF"/>
     <w:pPr>
       <w:keepNext/>
       <w:keepLines/>
       <w:numPr>
         <w:ilvl w:val="4"/>
-        <w:numId w:val="12"/>
+        <w:numId w:val="6"/>
       </w:numPr>
       <w:spacing w:before="240" w:after="240"/>
       <w:outlineLvl w:val="4"/>
@@ -1393,13 +1575,12 @@
     <w:semiHidden/>
     <w:unhideWhenUsed/>
     <w:qFormat/>
-    <w:rsid w:val="00056AEF"/>
     <w:pPr>
       <w:keepNext/>
       <w:keepLines/>
       <w:numPr>
         <w:ilvl w:val="5"/>
-        <w:numId w:val="12"/>
+        <w:numId w:val="6"/>
       </w:numPr>
       <w:spacing w:before="240" w:after="240"/>
       <w:outlineLvl w:val="5"/>
@@ -1437,12 +1618,121 @@
     <w:semiHidden/>
     <w:unhideWhenUsed/>
   </w:style>
+  <w:style w:type="paragraph" w:styleId="a3">
+    <w:name w:val="List Paragraph"/>
+    <w:basedOn w:val="a"/>
+    <w:uiPriority w:val="34"/>
+    <w:pPr>
+      <w:ind w:left="720"/>
+      <w:contextualSpacing/>
+    </w:pPr>
+  </w:style>
+  <w:style w:type="paragraph" w:styleId="a4">
+    <w:name w:val="No Spacing"/>
+    <w:uiPriority w:val="1"/>
+    <w:pPr>
+      <w:spacing w:after="0" w:line="240" w:lineRule="auto"/>
+    </w:pPr>
+  </w:style>
+  <w:style w:type="character" w:styleId="a5">
+    <w:name w:val="Emphasis"/>
+    <w:basedOn w:val="a0"/>
+    <w:uiPriority w:val="20"/>
+    <w:rPr>
+      <w:i/>
+      <w:iCs/>
+    </w:rPr>
+  </w:style>
+  <w:style w:type="paragraph" w:styleId="a6">
+    <w:name w:val="Intense Quote"/>
+    <w:basedOn w:val="a"/>
+    <w:next w:val="a"/>
+    <w:link w:val="a7"/>
+    <w:uiPriority w:val="30"/>
+    <w:pPr>
+      <w:pBdr>
+        <w:top w:val="single" w:sz="4" w:space="10" w:color="4472C4" w:themeColor="accent1"/>
+        <w:bottom w:val="single" w:sz="4" w:space="10" w:color="4472C4" w:themeColor="accent1"/>
+      </w:pBdr>
+      <w:spacing w:before="360" w:after="360"/>
+      <w:ind w:left="864" w:right="864"/>
+      <w:jc w:val="center"/>
+    </w:pPr>
+    <w:rPr>
+      <w:i/>
+      <w:iCs/>
+      <w:color w:val="4472C4" w:themeColor="accent1"/>
+    </w:rPr>
+  </w:style>
+  <w:style w:type="character" w:customStyle="1" w:styleId="a7">
+    <w:name w:val="Выделенная цитата Знак"/>
+    <w:basedOn w:val="a0"/>
+    <w:link w:val="a6"/>
+    <w:uiPriority w:val="30"/>
+    <w:rPr>
+      <w:i/>
+      <w:iCs/>
+      <w:color w:val="4472C4" w:themeColor="accent1"/>
+    </w:rPr>
+  </w:style>
+  <w:style w:type="paragraph" w:styleId="a8">
+    <w:name w:val="Title"/>
+    <w:basedOn w:val="a"/>
+    <w:next w:val="a"/>
+    <w:link w:val="a9"/>
+    <w:uiPriority w:val="10"/>
+    <w:pPr>
+      <w:contextualSpacing/>
+    </w:pPr>
+    <w:rPr>
+      <w:rFonts w:asciiTheme="majorHAnsi" w:eastAsiaTheme="majorEastAsia" w:hAnsiTheme="majorHAnsi" w:cstheme="majorBidi"/>
+      <w:spacing w:val="-10"/>
+      <w:kern w:val="28"/>
+      <w:sz w:val="56"/>
+      <w:szCs w:val="56"/>
+    </w:rPr>
+  </w:style>
+  <w:style w:type="character" w:customStyle="1" w:styleId="a9">
+    <w:name w:val="Заголовок Знак"/>
+    <w:basedOn w:val="a0"/>
+    <w:link w:val="a8"/>
+    <w:uiPriority w:val="10"/>
+    <w:rPr>
+      <w:rFonts w:asciiTheme="majorHAnsi" w:eastAsiaTheme="majorEastAsia" w:hAnsiTheme="majorHAnsi" w:cstheme="majorBidi"/>
+      <w:spacing w:val="-10"/>
+      <w:kern w:val="28"/>
+      <w:sz w:val="56"/>
+      <w:szCs w:val="56"/>
+    </w:rPr>
+  </w:style>
+  <w:style w:type="paragraph" w:customStyle="1" w:styleId="0">
+    <w:name w:val="Заголовок 0"/>
+    <w:basedOn w:val="a"/>
+    <w:link w:val="00"/>
+    <w:pPr>
+      <w:spacing w:before="240" w:after="240"/>
+      <w:ind w:firstLine="0"/>
+      <w:outlineLvl w:val="0"/>
+    </w:pPr>
+    <w:rPr>
+      <w:b/>
+      <w:sz w:val="28"/>
+    </w:rPr>
+  </w:style>
+  <w:style w:type="character" w:customStyle="1" w:styleId="00">
+    <w:name w:val="Заголовок 0 Знак"/>
+    <w:basedOn w:val="a0"/>
+    <w:link w:val="0"/>
+    <w:rPr>
+      <w:b/>
+      <w:sz w:val="28"/>
+    </w:rPr>
+  </w:style>
   <w:style w:type="character" w:customStyle="1" w:styleId="10">
     <w:name w:val="Заголовок 1 Знак"/>
     <w:basedOn w:val="a0"/>
     <w:link w:val="1"/>
     <w:uiPriority w:val="9"/>
-    <w:rsid w:val="00056AEF"/>
     <w:rPr>
       <w:rFonts w:eastAsiaTheme="majorEastAsia"/>
       <w:b/>
@@ -1455,7 +1745,6 @@
     <w:basedOn w:val="a0"/>
     <w:link w:val="2"/>
     <w:uiPriority w:val="9"/>
-    <w:rsid w:val="00056AEF"/>
     <w:rPr>
       <w:rFonts w:eastAsiaTheme="majorEastAsia"/>
       <w:b/>
@@ -1469,12 +1758,10 @@
     <w:link w:val="3"/>
     <w:uiPriority w:val="9"/>
     <w:semiHidden/>
-    <w:rsid w:val="00056AEF"/>
     <w:rPr>
       <w:rFonts w:eastAsiaTheme="majorEastAsia"/>
       <w:b/>
       <w:sz w:val="28"/>
-      <w:szCs w:val="24"/>
     </w:rPr>
   </w:style>
   <w:style w:type="character" w:customStyle="1" w:styleId="40">
@@ -1483,7 +1770,6 @@
     <w:link w:val="4"/>
     <w:uiPriority w:val="9"/>
     <w:semiHidden/>
-    <w:rsid w:val="00056AEF"/>
     <w:rPr>
       <w:rFonts w:eastAsiaTheme="majorEastAsia"/>
       <w:b/>
@@ -1497,7 +1783,6 @@
     <w:link w:val="5"/>
     <w:uiPriority w:val="9"/>
     <w:semiHidden/>
-    <w:rsid w:val="00056AEF"/>
     <w:rPr>
       <w:rFonts w:eastAsiaTheme="majorEastAsia"/>
       <w:b/>
@@ -1510,50 +1795,333 @@
     <w:link w:val="6"/>
     <w:uiPriority w:val="9"/>
     <w:semiHidden/>
-    <w:rsid w:val="00056AEF"/>
     <w:rPr>
       <w:rFonts w:eastAsiaTheme="majorEastAsia"/>
       <w:b/>
       <w:sz w:val="28"/>
     </w:rPr>
   </w:style>
-  <w:style w:type="table" w:styleId="a3">
-    <w:name w:val="Table Grid"/>
-    <w:basedOn w:val="a1"/>
+  <w:style w:type="character" w:styleId="aa">
+    <w:name w:val="Book Title"/>
+    <w:basedOn w:val="a0"/>
+    <w:uiPriority w:val="33"/>
+    <w:rPr>
+      <w:b/>
+      <w:bCs/>
+      <w:i/>
+      <w:iCs/>
+      <w:spacing w:val="5"/>
+    </w:rPr>
+  </w:style>
+  <w:style w:type="paragraph" w:styleId="11">
+    <w:name w:val="toc 1"/>
+    <w:basedOn w:val="a"/>
+    <w:next w:val="a"/>
+    <w:autoRedefine/>
     <w:uiPriority w:val="39"/>
-    <w:rsid w:val="00167B1B"/>
-    <w:pPr>
-      <w:spacing w:after="0" w:line="240" w:lineRule="auto"/>
-    </w:pPr>
-    <w:tblPr>
-      <w:tblBorders>
-        <w:top w:val="single" w:sz="4" w:space="0" w:color="auto"/>
-        <w:left w:val="single" w:sz="4" w:space="0" w:color="auto"/>
-        <w:bottom w:val="single" w:sz="4" w:space="0" w:color="auto"/>
-        <w:right w:val="single" w:sz="4" w:space="0" w:color="auto"/>
-        <w:insideH w:val="single" w:sz="4" w:space="0" w:color="auto"/>
-        <w:insideV w:val="single" w:sz="4" w:space="0" w:color="auto"/>
-      </w:tblBorders>
-    </w:tblPr>
-  </w:style>
-  <w:style w:type="table" w:customStyle="1" w:styleId="TableCustom">
-    <w:name w:val="TableCustom"/>
-    <w:basedOn w:val="a1"/>
-    <w:uiPriority w:val="99"/>
-    <w:rsid w:val="00267C82"/>
-    <w:pPr>
-      <w:spacing w:after="0" w:line="240" w:lineRule="auto"/>
-    </w:pPr>
-    <w:tblPr>
-      <w:tblBorders>
-        <w:top w:val="single" w:sz="4" w:space="0" w:color="auto"/>
-        <w:left w:val="single" w:sz="4" w:space="0" w:color="auto"/>
-        <w:bottom w:val="single" w:sz="4" w:space="0" w:color="auto"/>
-        <w:right w:val="single" w:sz="4" w:space="0" w:color="auto"/>
-        <w:insideH w:val="single" w:sz="4" w:space="0" w:color="auto"/>
-        <w:insideV w:val="single" w:sz="4" w:space="0" w:color="auto"/>
-      </w:tblBorders>
-    </w:tblPr>
+    <w:semiHidden/>
+    <w:unhideWhenUsed/>
+    <w:pPr>
+      <w:ind w:firstLine="0"/>
+    </w:pPr>
+  </w:style>
+  <w:style w:type="paragraph" w:styleId="21">
+    <w:name w:val="toc 2"/>
+    <w:basedOn w:val="a"/>
+    <w:next w:val="a"/>
+    <w:autoRedefine/>
+    <w:uiPriority w:val="39"/>
+    <w:semiHidden/>
+    <w:unhideWhenUsed/>
+    <w:pPr>
+      <w:ind w:firstLine="0"/>
+    </w:pPr>
+  </w:style>
+  <w:style w:type="paragraph" w:styleId="31">
+    <w:name w:val="toc 3"/>
+    <w:basedOn w:val="a"/>
+    <w:next w:val="a"/>
+    <w:autoRedefine/>
+    <w:uiPriority w:val="39"/>
+    <w:semiHidden/>
+    <w:unhideWhenUsed/>
+    <w:pPr>
+      <w:ind w:firstLine="0"/>
+    </w:pPr>
+  </w:style>
+  <w:style w:type="paragraph" w:styleId="41">
+    <w:name w:val="toc 4"/>
+    <w:basedOn w:val="a"/>
+    <w:next w:val="a"/>
+    <w:autoRedefine/>
+    <w:uiPriority w:val="39"/>
+    <w:semiHidden/>
+    <w:unhideWhenUsed/>
+    <w:pPr>
+      <w:ind w:firstLine="0"/>
+    </w:pPr>
+  </w:style>
+  <w:style w:type="paragraph" w:styleId="51">
+    <w:name w:val="toc 5"/>
+    <w:basedOn w:val="a"/>
+    <w:next w:val="a"/>
+    <w:autoRedefine/>
+    <w:uiPriority w:val="39"/>
+    <w:semiHidden/>
+    <w:unhideWhenUsed/>
+    <w:pPr>
+      <w:ind w:firstLine="0"/>
+    </w:pPr>
+  </w:style>
+  <w:style w:type="paragraph" w:styleId="61">
+    <w:name w:val="toc 6"/>
+    <w:basedOn w:val="a"/>
+    <w:next w:val="a"/>
+    <w:autoRedefine/>
+    <w:uiPriority w:val="39"/>
+    <w:semiHidden/>
+    <w:unhideWhenUsed/>
+    <w:pPr>
+      <w:ind w:firstLine="0"/>
+    </w:pPr>
+  </w:style>
+  <w:style w:type="paragraph" w:customStyle="1" w:styleId="ab">
+    <w:name w:val="Оглавление рисунков"/>
+    <w:basedOn w:val="a"/>
+    <w:link w:val="ac"/>
+    <w:pPr>
+      <w:ind w:firstLine="0"/>
+      <w:contextualSpacing/>
+      <w:jc w:val="left"/>
+    </w:pPr>
+  </w:style>
+  <w:style w:type="character" w:customStyle="1" w:styleId="ac">
+    <w:name w:val="Оглавление рисунков Знак"/>
+    <w:basedOn w:val="a0"/>
+    <w:link w:val="ab"/>
+  </w:style>
+  <w:style w:type="paragraph" w:customStyle="1" w:styleId="ad">
+    <w:name w:val="Перечень"/>
+    <w:basedOn w:val="a"/>
+    <w:link w:val="ae"/>
+    <w:pPr>
+      <w:keepNext/>
+      <w:spacing w:before="120"/>
+      <w:ind w:firstLine="0"/>
+    </w:pPr>
+  </w:style>
+  <w:style w:type="character" w:customStyle="1" w:styleId="ae">
+    <w:name w:val="Перечень Знак"/>
+    <w:basedOn w:val="a0"/>
+    <w:link w:val="ad"/>
+  </w:style>
+  <w:style w:type="paragraph" w:customStyle="1" w:styleId="af">
+    <w:name w:val="По центру"/>
+    <w:basedOn w:val="a"/>
+    <w:link w:val="af0"/>
+    <w:pPr>
+      <w:keepNext/>
+      <w:ind w:firstLine="0"/>
+      <w:jc w:val="center"/>
+    </w:pPr>
+  </w:style>
+  <w:style w:type="character" w:customStyle="1" w:styleId="af0">
+    <w:name w:val="По центру Знак"/>
+    <w:basedOn w:val="a0"/>
+    <w:link w:val="af"/>
+  </w:style>
+  <w:style w:type="paragraph" w:styleId="af1">
+    <w:name w:val="Subtitle"/>
+    <w:basedOn w:val="a"/>
+    <w:next w:val="a"/>
+    <w:link w:val="af2"/>
+    <w:uiPriority w:val="11"/>
+    <w:pPr>
+      <w:numPr>
+        <w:ilvl w:val="1"/>
+      </w:numPr>
+      <w:ind w:firstLine="709"/>
+    </w:pPr>
+    <w:rPr>
+      <w:rFonts w:asciiTheme="minorHAnsi" w:eastAsiaTheme="minorEastAsia" w:hAnsiTheme="minorHAnsi" w:cstheme="minorBidi"/>
+      <w:color w:val="5A5A5A" w:themeColor="text1" w:themeTint="A5"/>
+      <w:spacing w:val="15"/>
+      <w:sz w:val="22"/>
+    </w:rPr>
+  </w:style>
+  <w:style w:type="character" w:customStyle="1" w:styleId="af2">
+    <w:name w:val="Подзаголовок Знак"/>
+    <w:basedOn w:val="a0"/>
+    <w:link w:val="af1"/>
+    <w:uiPriority w:val="11"/>
+    <w:rPr>
+      <w:rFonts w:asciiTheme="minorHAnsi" w:eastAsiaTheme="minorEastAsia" w:hAnsiTheme="minorHAnsi" w:cstheme="minorBidi"/>
+      <w:color w:val="5A5A5A" w:themeColor="text1" w:themeTint="A5"/>
+      <w:spacing w:val="15"/>
+      <w:sz w:val="22"/>
+    </w:rPr>
+  </w:style>
+  <w:style w:type="paragraph" w:customStyle="1" w:styleId="af3">
+    <w:name w:val="Подраздел"/>
+    <w:basedOn w:val="a"/>
+    <w:link w:val="af4"/>
+    <w:pPr>
+      <w:keepNext/>
+      <w:spacing w:before="120" w:after="120"/>
+    </w:pPr>
+    <w:rPr>
+      <w:b/>
+    </w:rPr>
+  </w:style>
+  <w:style w:type="character" w:customStyle="1" w:styleId="af4">
+    <w:name w:val="Подраздел Знак"/>
+    <w:basedOn w:val="a0"/>
+    <w:link w:val="af3"/>
+    <w:rPr>
+      <w:b/>
+    </w:rPr>
+  </w:style>
+  <w:style w:type="paragraph" w:customStyle="1" w:styleId="af5">
+    <w:name w:val="Рисунок"/>
+    <w:basedOn w:val="a"/>
+    <w:link w:val="af6"/>
+    <w:pPr>
+      <w:spacing w:after="120"/>
+      <w:ind w:firstLine="0"/>
+      <w:jc w:val="center"/>
+    </w:pPr>
+  </w:style>
+  <w:style w:type="character" w:customStyle="1" w:styleId="af6">
+    <w:name w:val="Рисунок Знак"/>
+    <w:basedOn w:val="a0"/>
+    <w:link w:val="af5"/>
+  </w:style>
+  <w:style w:type="character" w:styleId="af7">
+    <w:name w:val="Intense Reference"/>
+    <w:basedOn w:val="a0"/>
+    <w:uiPriority w:val="32"/>
+    <w:rPr>
+      <w:b/>
+      <w:bCs/>
+      <w:smallCaps/>
+      <w:color w:val="4472C4" w:themeColor="accent1"/>
+      <w:spacing w:val="5"/>
+    </w:rPr>
+  </w:style>
+  <w:style w:type="character" w:styleId="af8">
+    <w:name w:val="Intense Emphasis"/>
+    <w:basedOn w:val="a0"/>
+    <w:uiPriority w:val="21"/>
+    <w:rPr>
+      <w:i/>
+      <w:iCs/>
+      <w:color w:val="4472C4" w:themeColor="accent1"/>
+    </w:rPr>
+  </w:style>
+  <w:style w:type="character" w:styleId="af9">
+    <w:name w:val="Subtle Reference"/>
+    <w:basedOn w:val="a0"/>
+    <w:uiPriority w:val="31"/>
+    <w:rPr>
+      <w:smallCaps/>
+      <w:color w:val="5A5A5A" w:themeColor="text1" w:themeTint="A5"/>
+    </w:rPr>
+  </w:style>
+  <w:style w:type="character" w:styleId="afa">
+    <w:name w:val="Subtle Emphasis"/>
+    <w:basedOn w:val="a0"/>
+    <w:uiPriority w:val="19"/>
+    <w:rPr>
+      <w:i/>
+      <w:iCs/>
+      <w:color w:val="404040" w:themeColor="text1" w:themeTint="BF"/>
+    </w:rPr>
+  </w:style>
+  <w:style w:type="paragraph" w:customStyle="1" w:styleId="-">
+    <w:name w:val="Список - маркер"/>
+    <w:basedOn w:val="a"/>
+    <w:link w:val="-1"/>
+    <w:pPr>
+      <w:numPr>
+        <w:numId w:val="7"/>
+      </w:numPr>
+      <w:spacing w:before="120" w:after="120"/>
+      <w:contextualSpacing/>
+    </w:pPr>
+  </w:style>
+  <w:style w:type="character" w:customStyle="1" w:styleId="-1">
+    <w:name w:val="Список - маркер Знак"/>
+    <w:basedOn w:val="a0"/>
+    <w:link w:val="-"/>
+  </w:style>
+  <w:style w:type="paragraph" w:customStyle="1" w:styleId="-0">
+    <w:name w:val="Список - номер"/>
+    <w:basedOn w:val="a"/>
+    <w:link w:val="-2"/>
+    <w:pPr>
+      <w:numPr>
+        <w:numId w:val="8"/>
+      </w:numPr>
+      <w:spacing w:before="120" w:after="120"/>
+      <w:contextualSpacing/>
+    </w:pPr>
+  </w:style>
+  <w:style w:type="character" w:customStyle="1" w:styleId="-2">
+    <w:name w:val="Список - номер Знак"/>
+    <w:basedOn w:val="a0"/>
+    <w:link w:val="-0"/>
+  </w:style>
+  <w:style w:type="character" w:styleId="afb">
+    <w:name w:val="Strong"/>
+    <w:basedOn w:val="a0"/>
+    <w:uiPriority w:val="22"/>
+    <w:rPr>
+      <w:b/>
+      <w:bCs/>
+    </w:rPr>
+  </w:style>
+  <w:style w:type="paragraph" w:customStyle="1" w:styleId="afc">
+    <w:name w:val="Таблица"/>
+    <w:basedOn w:val="a"/>
+    <w:link w:val="afd"/>
+    <w:pPr>
+      <w:keepNext/>
+      <w:spacing w:before="120"/>
+      <w:ind w:firstLine="0"/>
+    </w:pPr>
+  </w:style>
+  <w:style w:type="character" w:customStyle="1" w:styleId="afd">
+    <w:name w:val="Таблица Знак"/>
+    <w:basedOn w:val="a0"/>
+    <w:link w:val="afc"/>
+  </w:style>
+  <w:style w:type="paragraph" w:styleId="22">
+    <w:name w:val="Quote"/>
+    <w:basedOn w:val="a"/>
+    <w:next w:val="a"/>
+    <w:link w:val="23"/>
+    <w:uiPriority w:val="29"/>
+    <w:pPr>
+      <w:spacing w:before="200"/>
+      <w:ind w:left="864" w:right="864"/>
+      <w:jc w:val="center"/>
+    </w:pPr>
+    <w:rPr>
+      <w:i/>
+      <w:iCs/>
+      <w:color w:val="404040" w:themeColor="text1" w:themeTint="BF"/>
+    </w:rPr>
+  </w:style>
+  <w:style w:type="character" w:customStyle="1" w:styleId="23">
+    <w:name w:val="Цитата 2 Знак"/>
+    <w:basedOn w:val="a0"/>
+    <w:link w:val="22"/>
+    <w:uiPriority w:val="29"/>
+    <w:rPr>
+      <w:i/>
+      <w:iCs/>
+      <w:color w:val="404040" w:themeColor="text1" w:themeTint="BF"/>
+    </w:rPr>
   </w:style>
 </w:styles>
 </file>
@@ -1634,6 +2202,23 @@
         <a:font script="Viet" typeface="Times New Roman"/>
         <a:font script="Uigh" typeface="Microsoft Uighur"/>
         <a:font script="Geor" typeface="Sylfaen"/>
+        <a:font script="Armn" typeface="Arial"/>
+        <a:font script="Bugi" typeface="Leelawadee UI"/>
+        <a:font script="Bopo" typeface="Microsoft JhengHei"/>
+        <a:font script="Java" typeface="Javanese Text"/>
+        <a:font script="Lisu" typeface="Segoe UI"/>
+        <a:font script="Mymr" typeface="Myanmar Text"/>
+        <a:font script="Nkoo" typeface="Ebrima"/>
+        <a:font script="Olck" typeface="Nirmala UI"/>
+        <a:font script="Osma" typeface="Ebrima"/>
+        <a:font script="Phag" typeface="Phagspa"/>
+        <a:font script="Syrn" typeface="Estrangelo Edessa"/>
+        <a:font script="Syrj" typeface="Estrangelo Edessa"/>
+        <a:font script="Syre" typeface="Estrangelo Edessa"/>
+        <a:font script="Sora" typeface="Nirmala UI"/>
+        <a:font script="Tale" typeface="Microsoft Tai Le"/>
+        <a:font script="Talu" typeface="Microsoft New Tai Lue"/>
+        <a:font script="Tfng" typeface="Ebrima"/>
       </a:majorFont>
       <a:minorFont>
         <a:latin typeface="Calibri" panose="020F0502020204030204"/>
@@ -1669,6 +2254,23 @@
         <a:font script="Viet" typeface="Arial"/>
         <a:font script="Uigh" typeface="Microsoft Uighur"/>
         <a:font script="Geor" typeface="Sylfaen"/>
+        <a:font script="Armn" typeface="Arial"/>
+        <a:font script="Bugi" typeface="Leelawadee UI"/>
+        <a:font script="Bopo" typeface="Microsoft JhengHei"/>
+        <a:font script="Java" typeface="Javanese Text"/>
+        <a:font script="Lisu" typeface="Segoe UI"/>
+        <a:font script="Mymr" typeface="Myanmar Text"/>
+        <a:font script="Nkoo" typeface="Ebrima"/>
+        <a:font script="Olck" typeface="Nirmala UI"/>
+        <a:font script="Osma" typeface="Ebrima"/>
+        <a:font script="Phag" typeface="Phagspa"/>
+        <a:font script="Syrn" typeface="Estrangelo Edessa"/>
+        <a:font script="Syrj" typeface="Estrangelo Edessa"/>
+        <a:font script="Syre" typeface="Estrangelo Edessa"/>
+        <a:font script="Sora" typeface="Nirmala UI"/>
+        <a:font script="Tale" typeface="Microsoft Tai Le"/>
+        <a:font script="Talu" typeface="Microsoft New Tai Lue"/>
+        <a:font script="Tfng" typeface="Ebrima"/>
       </a:minorFont>
     </a:fontScheme>
     <a:fmtScheme name="Стандартная">
